--- a/episodes/The_Dark_Rise_Episode_34.docx
+++ b/episodes/The_Dark_Rise_Episode_34.docx
@@ -162,7 +162,7 @@
           <w:sz w:val="24"/>
           <w:szCs w:val="24"/>
         </w:rPr>
-        <w:t xml:space="preserve">Beneath the ak-pu roots, the entity had decided, in the days since the boundary, that the careful half truths it had been offering the vessel no longer served the purpose they once had. Concealment had cost it something once, a reason to guard every word it gave him against the risk of the wider world eventually overhearing. That reason had mostly dissolved the moment it chose, at the boundary, to be known rather than merely suspected.</w:t>
+        <w:t xml:space="preserve">Beneath the iroko roots, the entity had decided, in the days since the boundary, that the careful half truths it had been offering the vessel no longer served the purpose they once had. Concealment had cost it something once, a reason to guard every word it gave him against the risk of the wider world eventually overhearing. That reason had mostly dissolved the moment it chose, at the boundary, to be known rather than merely suspected.</w:t>
       </w:r>
     </w:p>
     <w:p>

--- a/episodes/The_Dark_Rise_Episode_34.docx
+++ b/episodes/The_Dark_Rise_Episode_34.docx
@@ -140,20 +140,7 @@
     </w:p>
     <w:p>
       <w:pPr>
-        <w:spacing w:after="0" w:line="360"/>
-      </w:pPr>
-      <w:r>
-        <w:rPr>
-          <w:rFonts w:ascii="Georgia" w:hAnsi="Georgia" w:cs="Georgia"/>
-          <w:sz w:val="24"/>
-          <w:szCs w:val="24"/>
-        </w:rPr>
-        <w:t xml:space="preserve"/>
-      </w:r>
-    </w:p>
-    <w:p>
-      <w:pPr>
-        <w:spacing w:after="60" w:line="360"/>
+        <w:spacing w:after="60" w:line="360" w:before="480"/>
         <w:ind w:firstLine="360"/>
       </w:pPr>
       <w:r>
@@ -209,20 +196,7 @@
     </w:p>
     <w:p>
       <w:pPr>
-        <w:spacing w:after="0" w:line="360"/>
-      </w:pPr>
-      <w:r>
-        <w:rPr>
-          <w:rFonts w:ascii="Georgia" w:hAnsi="Georgia" w:cs="Georgia"/>
-          <w:sz w:val="24"/>
-          <w:szCs w:val="24"/>
-        </w:rPr>
-        <w:t xml:space="preserve"/>
-      </w:r>
-    </w:p>
-    <w:p>
-      <w:pPr>
-        <w:spacing w:after="60" w:line="360"/>
+        <w:spacing w:after="60" w:line="360" w:before="480"/>
         <w:ind w:firstLine="360"/>
       </w:pPr>
       <w:r>
@@ -250,20 +224,7 @@
     </w:p>
     <w:p>
       <w:pPr>
-        <w:spacing w:after="0" w:line="360"/>
-      </w:pPr>
-      <w:r>
-        <w:rPr>
-          <w:rFonts w:ascii="Georgia" w:hAnsi="Georgia" w:cs="Georgia"/>
-          <w:sz w:val="24"/>
-          <w:szCs w:val="24"/>
-        </w:rPr>
-        <w:t xml:space="preserve"/>
-      </w:r>
-    </w:p>
-    <w:p>
-      <w:pPr>
-        <w:spacing w:after="60" w:line="360"/>
+        <w:spacing w:after="60" w:line="360" w:before="480"/>
         <w:ind w:firstLine="360"/>
       </w:pPr>
       <w:r>
@@ -291,15 +252,16 @@
     </w:p>
     <w:p>
       <w:pPr>
-        <w:spacing w:after="0" w:line="360"/>
-      </w:pPr>
-      <w:r>
-        <w:rPr>
-          <w:rFonts w:ascii="Georgia" w:hAnsi="Georgia" w:cs="Georgia"/>
-          <w:sz w:val="24"/>
-          <w:szCs w:val="24"/>
-        </w:rPr>
-        <w:t xml:space="preserve"/>
+        <w:spacing w:after="60" w:line="360" w:before="480"/>
+        <w:ind w:firstLine="360"/>
+      </w:pPr>
+      <w:r>
+        <w:rPr>
+          <w:rFonts w:ascii="Georgia" w:hAnsi="Georgia" w:cs="Georgia"/>
+          <w:sz w:val="24"/>
+          <w:szCs w:val="24"/>
+        </w:rPr>
+        <w:t xml:space="preserve">Then, in its own cold ledger, the voice recorded what the telling had opened.</w:t>
       </w:r>
     </w:p>
     <w:p>
@@ -315,25 +277,12 @@
           <w:bCs/>
           <w:caps/>
         </w:rPr>
-        <w:t xml:space="preserve">VESSEL: FIRST DISCLOSURE OF MATERNAL AND FRATERNAL EXISTENCE, FULL. FIRST DIRECT QUESTION REGARDING PERSONAL IDENTITY. NO PRIOR PROTOCOL FOR THIS RESPONSE.</w:t>
-      </w:r>
-    </w:p>
-    <w:p>
-      <w:pPr>
-        <w:spacing w:after="0" w:line="360"/>
-      </w:pPr>
-      <w:r>
-        <w:rPr>
-          <w:rFonts w:ascii="Georgia" w:hAnsi="Georgia" w:cs="Georgia"/>
-          <w:sz w:val="24"/>
-          <w:szCs w:val="24"/>
-        </w:rPr>
-        <w:t xml:space="preserve"/>
-      </w:r>
-    </w:p>
-    <w:p>
-      <w:pPr>
-        <w:spacing w:after="60" w:line="360"/>
+        <w:t xml:space="preserve">Vessel: first disclosure of maternal and fraternal existence, full. First direct question regarding personal identity. No prior protocol for this response.</w:t>
+      </w:r>
+    </w:p>
+    <w:p>
+      <w:pPr>
+        <w:spacing w:after="60" w:line="360" w:before="480"/>
         <w:ind w:firstLine="360"/>
       </w:pPr>
       <w:r>
@@ -389,20 +338,7 @@
     </w:p>
     <w:p>
       <w:pPr>
-        <w:spacing w:after="0" w:line="360"/>
-      </w:pPr>
-      <w:r>
-        <w:rPr>
-          <w:rFonts w:ascii="Georgia" w:hAnsi="Georgia" w:cs="Georgia"/>
-          <w:sz w:val="24"/>
-          <w:szCs w:val="24"/>
-        </w:rPr>
-        <w:t xml:space="preserve"/>
-      </w:r>
-    </w:p>
-    <w:p>
-      <w:pPr>
-        <w:spacing w:after="60" w:line="360"/>
+        <w:spacing w:after="60" w:line="360" w:before="480"/>
         <w:ind w:firstLine="360"/>
       </w:pPr>
       <w:r>
@@ -416,20 +352,7 @@
     </w:p>
     <w:p>
       <w:pPr>
-        <w:spacing w:after="0" w:line="360"/>
-      </w:pPr>
-      <w:r>
-        <w:rPr>
-          <w:rFonts w:ascii="Georgia" w:hAnsi="Georgia" w:cs="Georgia"/>
-          <w:sz w:val="24"/>
-          <w:szCs w:val="24"/>
-        </w:rPr>
-        <w:t xml:space="preserve"/>
-      </w:r>
-    </w:p>
-    <w:p>
-      <w:pPr>
-        <w:spacing w:after="60" w:line="360"/>
+        <w:spacing w:after="60" w:line="360" w:before="480"/>
         <w:ind w:firstLine="360"/>
       </w:pPr>
       <w:r>
@@ -481,19 +404,6 @@
           <w:szCs w:val="24"/>
         </w:rPr>
         <w:t xml:space="preserve">A name was a small thing to withhold, measured against everything else it had already given or taken from this one small life. It found, turning the thought over one final time before letting the boy drift toward sleep, that it minded the smallness of that particular withholding more than it minded almost anything else it had ever chosen not to say.</w:t>
-      </w:r>
-    </w:p>
-    <w:p>
-      <w:pPr>
-        <w:spacing w:after="0" w:line="360"/>
-      </w:pPr>
-      <w:r>
-        <w:rPr>
-          <w:rFonts w:ascii="Georgia" w:hAnsi="Georgia" w:cs="Georgia"/>
-          <w:sz w:val="24"/>
-          <w:szCs w:val="24"/>
-        </w:rPr>
-        <w:t xml:space="preserve"/>
       </w:r>
     </w:p>
     <w:sectPr>
